--- a/docs/SUBMISSION_BENCHMARK_2026-03-25.docx
+++ b/docs/SUBMISSION_BENCHMARK_2026-03-25.docx
@@ -898,6 +898,81 @@
               <w:rPr>
                 <w:rStyle w:val="VerbatimChar"/>
               </w:rPr>
+              <w:t xml:space="preserve">V7_trainable_quantum_rerun</w:t>
+            </w:r>
+          </w:p>
+        </w:tc>
+        <w:tc>
+          <w:tcPr/>
+          <w:p>
+            <w:pPr>
+              <w:pStyle w:val="Compact"/>
+              <w:jc w:val="right"/>
+            </w:pPr>
+            <w:r>
+              <w:t xml:space="preserve">1 fresh rerun</w:t>
+            </w:r>
+          </w:p>
+        </w:tc>
+        <w:tc>
+          <w:tcPr/>
+          <w:p>
+            <w:pPr>
+              <w:pStyle w:val="Compact"/>
+              <w:jc w:val="right"/>
+            </w:pPr>
+            <w:r>
+              <w:t xml:space="preserve">72.53</w:t>
+            </w:r>
+          </w:p>
+        </w:tc>
+        <w:tc>
+          <w:tcPr/>
+          <w:p>
+            <w:pPr>
+              <w:pStyle w:val="Compact"/>
+              <w:jc w:val="right"/>
+            </w:pPr>
+            <w:r>
+              <w:t xml:space="preserve">72.89</w:t>
+            </w:r>
+          </w:p>
+        </w:tc>
+        <w:tc>
+          <w:tcPr/>
+          <w:p>
+            <w:pPr>
+              <w:pStyle w:val="Compact"/>
+              <w:jc w:val="right"/>
+            </w:pPr>
+            <w:r>
+              <w:t xml:space="preserve">87,798</w:t>
+            </w:r>
+          </w:p>
+        </w:tc>
+        <w:tc>
+          <w:tcPr/>
+          <w:p>
+            <w:pPr>
+              <w:pStyle w:val="Compact"/>
+            </w:pPr>
+            <w:r>
+              <w:t xml:space="preserve">improved trainable-quantum engineering case-study, still not current benchmark leader; Drive-backed checkpoint files are now synced locally</w:t>
+            </w:r>
+          </w:p>
+        </w:tc>
+      </w:tr>
+      <w:tr>
+        <w:tc>
+          <w:tcPr/>
+          <w:p>
+            <w:pPr>
+              <w:pStyle w:val="Compact"/>
+            </w:pPr>
+            <w:r>
+              <w:rPr>
+                <w:rStyle w:val="VerbatimChar"/>
+              </w:rPr>
               <w:t xml:space="preserve">V7_trainable_quantum_documented</w:t>
             </w:r>
           </w:p>
@@ -957,7 +1032,7 @@
               <w:pStyle w:val="Compact"/>
             </w:pPr>
             <w:r>
-              <w:t xml:space="preserve">useful engineering case-study, not current benchmark leader</w:t>
+              <w:t xml:space="preserve">older documented trainable result retained for historical comparison</w:t>
             </w:r>
           </w:p>
         </w:tc>
@@ -1182,6 +1257,33 @@
         <w:t xml:space="preserve">AMP / float16 incompatibility at the quantum boundary</w:t>
       </w:r>
     </w:p>
+    <w:p>
+      <w:pPr>
+        <w:pStyle w:val="Compact"/>
+        <w:numPr>
+          <w:ilvl w:val="1"/>
+          <w:numId w:val="1003"/>
+        </w:numPr>
+      </w:pPr>
+      <w:r>
+        <w:t xml:space="preserve">reproducible Colab rerun to</w:t>
+      </w:r>
+      <w:r>
+        <w:t xml:space="preserve"> </w:t>
+      </w:r>
+      <w:r>
+        <w:rPr>
+          <w:rStyle w:val="VerbatimChar"/>
+        </w:rPr>
+        <w:t xml:space="preserve">72.53%</w:t>
+      </w:r>
+      <w:r>
+        <w:t xml:space="preserve"> </w:t>
+      </w:r>
+      <w:r>
+        <w:t xml:space="preserve">test without NaN failure</w:t>
+      </w:r>
+    </w:p>
     <w:bookmarkEnd w:id="13"/>
     <w:bookmarkStart w:id="14" w:name="Xcae0454430a9c536bbc651a5031a4f11d154926"/>
     <w:p>
@@ -1491,7 +1593,7 @@
         <w:pStyle w:val="FirstParagraph"/>
       </w:pPr>
       <w:r>
-        <w:t xml:space="preserve">The most valuable next steps are:</w:t>
+        <w:t xml:space="preserve">The most valuable next steps are now:</w:t>
       </w:r>
     </w:p>
     <w:p>
@@ -1503,7 +1605,7 @@
         </w:numPr>
       </w:pPr>
       <w:r>
-        <w:t xml:space="preserve">rewrite</w:t>
+        <w:t xml:space="preserve">sync the remote</w:t>
       </w:r>
       <w:r>
         <w:t xml:space="preserve"> </w:t>
@@ -1512,13 +1614,13 @@
         <w:rPr>
           <w:rStyle w:val="VerbatimChar"/>
         </w:rPr>
-        <w:t xml:space="preserve">paper/draft.md</w:t>
+        <w:t xml:space="preserve">experiments/v7_*</w:t>
       </w:r>
       <w:r>
         <w:t xml:space="preserve"> </w:t>
       </w:r>
       <w:r>
-        <w:t xml:space="preserve">around the benchmark hierarchy above,</w:t>
+        <w:t xml:space="preserve">directory back into the repo workspace if it is still recoverable, so the rerun is represented by more than checkpoints plus the reconciled log-backed JSON row,</w:t>
       </w:r>
     </w:p>
     <w:p>
@@ -1530,7 +1632,22 @@
         </w:numPr>
       </w:pPr>
       <w:r>
-        <w:t xml:space="preserve">add at least one stronger modern classical baseline if submission ambition remains Q1/Q2-broad,</w:t>
+        <w:t xml:space="preserve">rewrite and tighten</w:t>
+      </w:r>
+      <w:r>
+        <w:t xml:space="preserve"> </w:t>
+      </w:r>
+      <w:r>
+        <w:rPr>
+          <w:rStyle w:val="VerbatimChar"/>
+        </w:rPr>
+        <w:t xml:space="preserve">paper/draft.md</w:t>
+      </w:r>
+      <w:r>
+        <w:t xml:space="preserve"> </w:t>
+      </w:r>
+      <w:r>
+        <w:t xml:space="preserve">around the benchmark hierarchy above,</w:t>
       </w:r>
     </w:p>
     <w:p>
@@ -1542,7 +1659,19 @@
         </w:numPr>
       </w:pPr>
       <w:r>
-        <w:t xml:space="preserve">run a confirmatory Colab rerun for</w:t>
+        <w:t xml:space="preserve">refresh submission-facing summary documents and Word exports,</w:t>
+      </w:r>
+    </w:p>
+    <w:p>
+      <w:pPr>
+        <w:pStyle w:val="Compact"/>
+        <w:numPr>
+          <w:ilvl w:val="0"/>
+          <w:numId w:val="1008"/>
+        </w:numPr>
+      </w:pPr>
+      <w:r>
+        <w:t xml:space="preserve">only then consider one stronger modern classical baseline if the expected reviewer-risk reduction justifies the remaining</w:t>
       </w:r>
       <w:r>
         <w:t xml:space="preserve"> </w:t>
@@ -1551,13 +1680,13 @@
         <w:rPr>
           <w:rStyle w:val="VerbatimChar"/>
         </w:rPr>
-        <w:t xml:space="preserve">V7</w:t>
+        <w:t xml:space="preserve">145</w:t>
       </w:r>
       <w:r>
         <w:t xml:space="preserve"> </w:t>
       </w:r>
       <w:r>
-        <w:t xml:space="preserve">only if the paper still needs a fresh artifact-backed trainable-quantum result,</w:t>
+        <w:t xml:space="preserve">Colab computing units,</w:t>
       </w:r>
     </w:p>
     <w:p>

--- a/docs/SUBMISSION_BENCHMARK_2026-03-25.docx
+++ b/docs/SUBMISSION_BENCHMARK_2026-03-25.docx
@@ -2,7 +2,7 @@
 <file path=word/document.xml><?xml version="1.0" encoding="utf-8"?>
 <w:document xmlns:w="http://schemas.openxmlformats.org/wordprocessingml/2006/main" xmlns:m="http://schemas.openxmlformats.org/officeDocument/2006/math" xmlns:r="http://schemas.openxmlformats.org/officeDocument/2006/relationships" xmlns:o="urn:schemas-microsoft-com:office:office" xmlns:v="urn:schemas-microsoft-com:vml" xmlns:w10="urn:schemas-microsoft-com:office:word" xmlns:a="http://schemas.openxmlformats.org/drawingml/2006/main" xmlns:pic="http://schemas.openxmlformats.org/drawingml/2006/picture" xmlns:wp="http://schemas.openxmlformats.org/drawingml/2006/wordprocessingDrawing">
   <w:body>
-    <w:bookmarkStart w:id="18" w:name="submission-benchmark-and-claim-set"/>
+    <w:bookmarkStart w:id="19" w:name="submission-benchmark-and-claim-set"/>
     <w:p>
       <w:pPr>
         <w:pStyle w:val="Heading1"/>
@@ -90,7 +90,7 @@
         <w:t xml:space="preserve">docs/EXPERIMENTS.md</w:t>
       </w:r>
     </w:p>
-    <w:bookmarkStart w:id="12" w:name="X3bf0790ccf5029525eca2e5cdd8b7409aad2832"/>
+    <w:bookmarkStart w:id="13" w:name="X3bf0790ccf5029525eca2e5cdd8b7409aad2832"/>
     <w:p>
       <w:pPr>
         <w:pStyle w:val="Heading2"/>
@@ -1039,8 +1039,191 @@
       </w:tr>
     </w:tbl>
     <w:bookmarkEnd w:id="11"/>
+    <w:bookmarkStart w:id="12" w:name="X21d89f2c1f32697ea4ff69e62a8e4d91047157a"/>
+    <w:p>
+      <w:pPr>
+        <w:pStyle w:val="Heading3"/>
+      </w:pPr>
+      <w:r>
+        <w:t xml:space="preserve">1.4 Modern-classical upper bound</w:t>
+      </w:r>
+    </w:p>
+    <w:tbl>
+      <w:tblPr>
+        <w:tblStyle w:val="Table"/>
+        <w:tblW w:type="auto" w:w="0"/>
+        <w:tblLook w:firstRow="1" w:lastRow="0" w:firstColumn="0" w:lastColumn="0" w:noHBand="0" w:noVBand="0" w:val="0020"/>
+      </w:tblPr>
+      <w:tblGrid>
+        <w:gridCol w:w="1320"/>
+        <w:gridCol w:w="1320"/>
+        <w:gridCol w:w="1320"/>
+        <w:gridCol w:w="1320"/>
+        <w:gridCol w:w="1320"/>
+        <w:gridCol w:w="1320"/>
+      </w:tblGrid>
+      <w:tr>
+        <w:trPr>
+          <w:tblHeader w:val="on"/>
+        </w:trPr>
+        <w:tc>
+          <w:tcPr/>
+          <w:p>
+            <w:pPr>
+              <w:pStyle w:val="Compact"/>
+            </w:pPr>
+            <w:r>
+              <w:t xml:space="preserve">Model</w:t>
+            </w:r>
+          </w:p>
+        </w:tc>
+        <w:tc>
+          <w:tcPr/>
+          <w:p>
+            <w:pPr>
+              <w:pStyle w:val="Compact"/>
+              <w:jc w:val="right"/>
+            </w:pPr>
+            <w:r>
+              <w:t xml:space="preserve">Runs</w:t>
+            </w:r>
+          </w:p>
+        </w:tc>
+        <w:tc>
+          <w:tcPr/>
+          <w:p>
+            <w:pPr>
+              <w:pStyle w:val="Compact"/>
+              <w:jc w:val="right"/>
+            </w:pPr>
+            <w:r>
+              <w:t xml:space="preserve">Test</w:t>
+            </w:r>
+          </w:p>
+        </w:tc>
+        <w:tc>
+          <w:tcPr/>
+          <w:p>
+            <w:pPr>
+              <w:pStyle w:val="Compact"/>
+              <w:jc w:val="right"/>
+            </w:pPr>
+            <w:r>
+              <w:t xml:space="preserve">Best Val</w:t>
+            </w:r>
+          </w:p>
+        </w:tc>
+        <w:tc>
+          <w:tcPr/>
+          <w:p>
+            <w:pPr>
+              <w:pStyle w:val="Compact"/>
+              <w:jc w:val="right"/>
+            </w:pPr>
+            <w:r>
+              <w:t xml:space="preserve">Params</w:t>
+            </w:r>
+          </w:p>
+        </w:tc>
+        <w:tc>
+          <w:tcPr/>
+          <w:p>
+            <w:pPr>
+              <w:pStyle w:val="Compact"/>
+            </w:pPr>
+            <w:r>
+              <w:t xml:space="preserve">Interpretation</w:t>
+            </w:r>
+          </w:p>
+        </w:tc>
+      </w:tr>
+      <w:tr>
+        <w:tc>
+          <w:tcPr/>
+          <w:p>
+            <w:pPr>
+              <w:pStyle w:val="Compact"/>
+            </w:pPr>
+            <w:r>
+              <w:rPr>
+                <w:rStyle w:val="VerbatimChar"/>
+              </w:rPr>
+              <w:t xml:space="preserve">resnet18_cifar_gray</w:t>
+            </w:r>
+          </w:p>
+        </w:tc>
+        <w:tc>
+          <w:tcPr/>
+          <w:p>
+            <w:pPr>
+              <w:pStyle w:val="Compact"/>
+              <w:jc w:val="right"/>
+            </w:pPr>
+            <w:r>
+              <w:t xml:space="preserve">3</w:t>
+            </w:r>
+          </w:p>
+        </w:tc>
+        <w:tc>
+          <w:tcPr/>
+          <w:p>
+            <w:pPr>
+              <w:pStyle w:val="Compact"/>
+              <w:jc w:val="right"/>
+            </w:pPr>
+            <w:r>
+              <w:rPr>
+                <w:b/>
+                <w:bCs/>
+              </w:rPr>
+              <w:t xml:space="preserve">88.13 ± 0.82</w:t>
+            </w:r>
+          </w:p>
+        </w:tc>
+        <w:tc>
+          <w:tcPr/>
+          <w:p>
+            <w:pPr>
+              <w:pStyle w:val="Compact"/>
+              <w:jc w:val="right"/>
+            </w:pPr>
+            <w:r>
+              <w:rPr>
+                <w:b/>
+                <w:bCs/>
+              </w:rPr>
+              <w:t xml:space="preserve">92.98 ± 0.29</w:t>
+            </w:r>
+          </w:p>
+        </w:tc>
+        <w:tc>
+          <w:tcPr/>
+          <w:p>
+            <w:pPr>
+              <w:pStyle w:val="Compact"/>
+              <w:jc w:val="right"/>
+            </w:pPr>
+            <w:r>
+              <w:t xml:space="preserve">11,190,252</w:t>
+            </w:r>
+          </w:p>
+        </w:tc>
+        <w:tc>
+          <w:tcPr/>
+          <w:p>
+            <w:pPr>
+              <w:pStyle w:val="Compact"/>
+            </w:pPr>
+            <w:r>
+              <w:t xml:space="preserve">reviewer-proof stronger classical upper bound; useful for rebutting claims that the benchmark lacks a modern vision baseline</w:t>
+            </w:r>
+          </w:p>
+        </w:tc>
+      </w:tr>
+    </w:tbl>
     <w:bookmarkEnd w:id="12"/>
-    <w:bookmarkStart w:id="13" w:name="Xee63ae84c6c3291f34ebed59b372d66f138ee78"/>
+    <w:bookmarkEnd w:id="13"/>
+    <w:bookmarkStart w:id="14" w:name="Xee63ae84c6c3291f34ebed59b372d66f138ee78"/>
     <w:p>
       <w:pPr>
         <w:pStyle w:val="Heading2"/>
@@ -1156,6 +1339,49 @@
         </w:numPr>
       </w:pPr>
       <w:r>
+        <w:t xml:space="preserve">A stronger modern classical upper bound now also exists:</w:t>
+      </w:r>
+      <w:r>
+        <w:t xml:space="preserve"> </w:t>
+      </w:r>
+      <w:r>
+        <w:rPr>
+          <w:rStyle w:val="VerbatimChar"/>
+        </w:rPr>
+        <w:t xml:space="preserve">resnet18_cifar_gray</w:t>
+      </w:r>
+      <w:r>
+        <w:t xml:space="preserve"> </w:t>
+      </w:r>
+      <w:r>
+        <w:t xml:space="preserve">reaches</w:t>
+      </w:r>
+      <w:r>
+        <w:t xml:space="preserve"> </w:t>
+      </w:r>
+      <w:r>
+        <w:rPr>
+          <w:b/>
+          <w:bCs/>
+        </w:rPr>
+        <w:t xml:space="preserve">88.13 ± 0.82%</w:t>
+      </w:r>
+      <w:r>
+        <w:t xml:space="preserve"> </w:t>
+      </w:r>
+      <w:r>
+        <w:t xml:space="preserve">test accuracy on the same fixed split.</w:t>
+      </w:r>
+    </w:p>
+    <w:p>
+      <w:pPr>
+        <w:pStyle w:val="Compact"/>
+        <w:numPr>
+          <w:ilvl w:val="0"/>
+          <w:numId w:val="1002"/>
+        </w:numPr>
+      </w:pPr>
+      <w:r>
         <w:t xml:space="preserve">The thesis-faithful quantum reproduction (</w:t>
       </w:r>
       <w:r>
@@ -1284,8 +1510,8 @@
         <w:t xml:space="preserve">test without NaN failure</w:t>
       </w:r>
     </w:p>
-    <w:bookmarkEnd w:id="13"/>
-    <w:bookmarkStart w:id="14" w:name="Xcae0454430a9c536bbc651a5031a4f11d154926"/>
+    <w:bookmarkEnd w:id="14"/>
+    <w:bookmarkStart w:id="15" w:name="Xcae0454430a9c536bbc651a5031a4f11d154926"/>
     <w:p>
       <w:pPr>
         <w:pStyle w:val="Heading2"/>
@@ -1362,8 +1588,8 @@
         <w:t xml:space="preserve">that simulator-side quantum methods provide a clear practical compute advantage</w:t>
       </w:r>
     </w:p>
-    <w:bookmarkEnd w:id="14"/>
-    <w:bookmarkStart w:id="15" w:name="Xc710c7d630c758f8e70edc8f284f6137b53cb38"/>
+    <w:bookmarkEnd w:id="15"/>
+    <w:bookmarkStart w:id="16" w:name="Xc710c7d630c758f8e70edc8f284f6137b53cb38"/>
     <w:p>
       <w:pPr>
         <w:pStyle w:val="Heading2"/>
@@ -1500,8 +1726,8 @@
         <w:t xml:space="preserve">documented trainable-quantum case-study.</w:t>
       </w:r>
     </w:p>
-    <w:bookmarkEnd w:id="15"/>
-    <w:bookmarkStart w:id="16" w:name="Xb4fd20f42179fbd46b0d65c4af121ee1348f742"/>
+    <w:bookmarkEnd w:id="16"/>
+    <w:bookmarkStart w:id="17" w:name="Xb4fd20f42179fbd46b0d65c4af121ee1348f742"/>
     <w:p>
       <w:pPr>
         <w:pStyle w:val="Heading2"/>
@@ -1578,8 +1804,8 @@
         <w:t xml:space="preserve">the conclusion explicitly states that the strongest reproduced evidence currently favors classical baselines.</w:t>
       </w:r>
     </w:p>
-    <w:bookmarkEnd w:id="16"/>
-    <w:bookmarkStart w:id="17" w:name="X4c7fce1f44e49d70b219ed598d4fe7461c7acd0"/>
+    <w:bookmarkEnd w:id="17"/>
+    <w:bookmarkStart w:id="18" w:name="X4c7fce1f44e49d70b219ed598d4fe7461c7acd0"/>
     <w:p>
       <w:pPr>
         <w:pStyle w:val="Heading2"/>
@@ -1671,22 +1897,7 @@
         </w:numPr>
       </w:pPr>
       <w:r>
-        <w:t xml:space="preserve">only then consider one stronger modern classical baseline if the expected reviewer-risk reduction justifies the remaining</w:t>
-      </w:r>
-      <w:r>
-        <w:t xml:space="preserve"> </w:t>
-      </w:r>
-      <w:r>
-        <w:rPr>
-          <w:rStyle w:val="VerbatimChar"/>
-        </w:rPr>
-        <w:t xml:space="preserve">145</w:t>
-      </w:r>
-      <w:r>
-        <w:t xml:space="preserve"> </w:t>
-      </w:r>
-      <w:r>
-        <w:t xml:space="preserve">Colab computing units,</w:t>
+        <w:t xml:space="preserve">add significance intervals/tests if reviewers are expected to push on variance,</w:t>
       </w:r>
     </w:p>
     <w:p>
@@ -1698,11 +1909,26 @@
         </w:numPr>
       </w:pPr>
       <w:r>
-        <w:t xml:space="preserve">add significance intervals/tests if reviewers are expected to push on variance.</w:t>
-      </w:r>
-    </w:p>
-    <w:bookmarkEnd w:id="17"/>
+        <w:t xml:space="preserve">only then consider a low-data pilot or another narrowly justified extension if it materially improves reviewer resilience and is worth spending part of the remaining</w:t>
+      </w:r>
+      <w:r>
+        <w:t xml:space="preserve"> </w:t>
+      </w:r>
+      <w:r>
+        <w:rPr>
+          <w:rStyle w:val="VerbatimChar"/>
+        </w:rPr>
+        <w:t xml:space="preserve">245</w:t>
+      </w:r>
+      <w:r>
+        <w:t xml:space="preserve"> </w:t>
+      </w:r>
+      <w:r>
+        <w:t xml:space="preserve">Colab computing units.</w:t>
+      </w:r>
+    </w:p>
     <w:bookmarkEnd w:id="18"/>
+    <w:bookmarkEnd w:id="19"/>
     <w:sectPr>
       <w:footnotePr>
         <w:numRestart w:val="eachSect"/>

--- a/docs/SUBMISSION_BENCHMARK_2026-03-25.docx
+++ b/docs/SUBMISSION_BENCHMARK_2026-03-25.docx
@@ -2,7 +2,7 @@
 <file path=word/document.xml><?xml version="1.0" encoding="utf-8"?>
 <w:document xmlns:w="http://schemas.openxmlformats.org/wordprocessingml/2006/main" xmlns:m="http://schemas.openxmlformats.org/officeDocument/2006/math" xmlns:r="http://schemas.openxmlformats.org/officeDocument/2006/relationships" xmlns:o="urn:schemas-microsoft-com:office:office" xmlns:v="urn:schemas-microsoft-com:vml" xmlns:w10="urn:schemas-microsoft-com:office:word" xmlns:a="http://schemas.openxmlformats.org/drawingml/2006/main" xmlns:pic="http://schemas.openxmlformats.org/drawingml/2006/picture" xmlns:wp="http://schemas.openxmlformats.org/drawingml/2006/wordprocessingDrawing">
   <w:body>
-    <w:bookmarkStart w:id="19" w:name="submission-benchmark-and-claim-set"/>
+    <w:bookmarkStart w:id="20" w:name="submission-benchmark-and-claim-set"/>
     <w:p>
       <w:pPr>
         <w:pStyle w:val="Heading1"/>
@@ -26,7 +26,7 @@
         <w:t xml:space="preserve"> </w:t>
       </w:r>
       <w:r>
-        <w:t xml:space="preserve">March 25, 2026</w:t>
+        <w:t xml:space="preserve">May 16, 2026</w:t>
       </w:r>
     </w:p>
     <w:p>
@@ -34,7 +34,7 @@
         <w:pStyle w:val="BodyText"/>
       </w:pPr>
       <w:r>
-        <w:t xml:space="preserve">This document freezes the benchmark picture that is currently safe to use for manuscript rewriting.</w:t>
+        <w:t xml:space="preserve">This document freezes the benchmark picture that is currently safe to use for manuscript rewriting after the May 2026 low-data confirmation and paper cleanup pass.</w:t>
       </w:r>
     </w:p>
     <w:p>
@@ -90,7 +90,37 @@
         <w:t xml:space="preserve">docs/EXPERIMENTS.md</w:t>
       </w:r>
     </w:p>
-    <w:bookmarkStart w:id="13" w:name="X3bf0790ccf5029525eca2e5cdd8b7409aad2832"/>
+    <w:p>
+      <w:pPr>
+        <w:pStyle w:val="Compact"/>
+        <w:numPr>
+          <w:ilvl w:val="0"/>
+          <w:numId w:val="1001"/>
+        </w:numPr>
+      </w:pPr>
+      <w:r>
+        <w:rPr>
+          <w:rStyle w:val="VerbatimChar"/>
+        </w:rPr>
+        <w:t xml:space="preserve">docs/LOW_DATA_SUMMARY.md</w:t>
+      </w:r>
+    </w:p>
+    <w:p>
+      <w:pPr>
+        <w:pStyle w:val="Compact"/>
+        <w:numPr>
+          <w:ilvl w:val="0"/>
+          <w:numId w:val="1001"/>
+        </w:numPr>
+      </w:pPr>
+      <w:r>
+        <w:rPr>
+          <w:rStyle w:val="VerbatimChar"/>
+        </w:rPr>
+        <w:t xml:space="preserve">paper/draft.md</w:t>
+      </w:r>
+    </w:p>
+    <w:bookmarkStart w:id="14" w:name="X3bf0790ccf5029525eca2e5cdd8b7409aad2832"/>
     <w:p>
       <w:pPr>
         <w:pStyle w:val="Heading2"/>
@@ -910,7 +940,7 @@
               <w:jc w:val="right"/>
             </w:pPr>
             <w:r>
-              <w:t xml:space="preserve">1 fresh rerun</w:t>
+              <w:t xml:space="preserve">1 resumed rerun</w:t>
             </w:r>
           </w:p>
         </w:tc>
@@ -957,7 +987,82 @@
               <w:pStyle w:val="Compact"/>
             </w:pPr>
             <w:r>
-              <w:t xml:space="preserve">improved trainable-quantum engineering case-study, still not current benchmark leader; Drive-backed checkpoint files are now synced locally</w:t>
+              <w:t xml:space="preserve">April 6 resumed trainable-quantum engineering case-study, still not current benchmark leader; Drive-backed checkpoint files are now synced locally</w:t>
+            </w:r>
+          </w:p>
+        </w:tc>
+      </w:tr>
+      <w:tr>
+        <w:tc>
+          <w:tcPr/>
+          <w:p>
+            <w:pPr>
+              <w:pStyle w:val="Compact"/>
+            </w:pPr>
+            <w:r>
+              <w:rPr>
+                <w:rStyle w:val="VerbatimChar"/>
+              </w:rPr>
+              <w:t xml:space="preserve">V7_trainable_quantum_clean_20260427</w:t>
+            </w:r>
+          </w:p>
+        </w:tc>
+        <w:tc>
+          <w:tcPr/>
+          <w:p>
+            <w:pPr>
+              <w:pStyle w:val="Compact"/>
+              <w:jc w:val="right"/>
+            </w:pPr>
+            <w:r>
+              <w:t xml:space="preserve">1 clean non-resumed rerun</w:t>
+            </w:r>
+          </w:p>
+        </w:tc>
+        <w:tc>
+          <w:tcPr/>
+          <w:p>
+            <w:pPr>
+              <w:pStyle w:val="Compact"/>
+              <w:jc w:val="right"/>
+            </w:pPr>
+            <w:r>
+              <w:t xml:space="preserve">65.88</w:t>
+            </w:r>
+          </w:p>
+        </w:tc>
+        <w:tc>
+          <w:tcPr/>
+          <w:p>
+            <w:pPr>
+              <w:pStyle w:val="Compact"/>
+              <w:jc w:val="right"/>
+            </w:pPr>
+            <w:r>
+              <w:t xml:space="preserve">69.97</w:t>
+            </w:r>
+          </w:p>
+        </w:tc>
+        <w:tc>
+          <w:tcPr/>
+          <w:p>
+            <w:pPr>
+              <w:pStyle w:val="Compact"/>
+              <w:jc w:val="right"/>
+            </w:pPr>
+            <w:r>
+              <w:t xml:space="preserve">87,798</w:t>
+            </w:r>
+          </w:p>
+        </w:tc>
+        <w:tc>
+          <w:tcPr/>
+          <w:p>
+            <w:pPr>
+              <w:pStyle w:val="Compact"/>
+            </w:pPr>
+            <w:r>
+              <w:t xml:space="preserve">clean April 27-28 Colab L4 run reconstructed from captured notebook output after runtime disconnect; checkpoint files exist in Drive, but the JSON/experiment metadata was not copied before disconnect</w:t>
             </w:r>
           </w:p>
         </w:tc>
@@ -1222,8 +1327,788 @@
       </w:tr>
     </w:tbl>
     <w:bookmarkEnd w:id="12"/>
+    <w:bookmarkStart w:id="13" w:name="X758ab2d1bf0c8bb835d1df3f44725e4d677e179"/>
+    <w:p>
+      <w:pPr>
+        <w:pStyle w:val="Heading3"/>
+      </w:pPr>
+      <w:r>
+        <w:t xml:space="preserve">1.5 Low-data scaling axis</w:t>
+      </w:r>
+    </w:p>
+    <w:p>
+      <w:pPr>
+        <w:pStyle w:val="FirstParagraph"/>
+      </w:pPr>
+      <w:r>
+        <w:t xml:space="preserve">Current-local rows are three-seed means over seeds 42, 43, and 44. Thesis-faithful rows are seed-42 pilot evidence only.</w:t>
+      </w:r>
+    </w:p>
+    <w:tbl>
+      <w:tblPr>
+        <w:tblStyle w:val="Table"/>
+        <w:tblW w:type="auto" w:w="0"/>
+        <w:tblLook w:firstRow="1" w:lastRow="0" w:firstColumn="0" w:lastColumn="0" w:noHBand="0" w:noVBand="0" w:val="0020"/>
+      </w:tblPr>
+      <w:tblGrid>
+        <w:gridCol w:w="1320"/>
+        <w:gridCol w:w="1320"/>
+        <w:gridCol w:w="1320"/>
+        <w:gridCol w:w="1320"/>
+        <w:gridCol w:w="1320"/>
+        <w:gridCol w:w="1320"/>
+      </w:tblGrid>
+      <w:tr>
+        <w:trPr>
+          <w:tblHeader w:val="on"/>
+        </w:trPr>
+        <w:tc>
+          <w:tcPr/>
+          <w:p>
+            <w:pPr>
+              <w:pStyle w:val="Compact"/>
+            </w:pPr>
+            <w:r>
+              <w:t xml:space="preserve">Family</w:t>
+            </w:r>
+          </w:p>
+        </w:tc>
+        <w:tc>
+          <w:tcPr/>
+          <w:p>
+            <w:pPr>
+              <w:pStyle w:val="Compact"/>
+              <w:jc w:val="right"/>
+            </w:pPr>
+            <w:r>
+              <w:t xml:space="preserve">Fraction</w:t>
+            </w:r>
+          </w:p>
+        </w:tc>
+        <w:tc>
+          <w:tcPr/>
+          <w:p>
+            <w:pPr>
+              <w:pStyle w:val="Compact"/>
+              <w:jc w:val="right"/>
+            </w:pPr>
+            <w:r>
+              <w:t xml:space="preserve">Classical Test</w:t>
+            </w:r>
+          </w:p>
+        </w:tc>
+        <w:tc>
+          <w:tcPr/>
+          <w:p>
+            <w:pPr>
+              <w:pStyle w:val="Compact"/>
+              <w:jc w:val="right"/>
+            </w:pPr>
+            <w:r>
+              <w:t xml:space="preserve">Quantum Test</w:t>
+            </w:r>
+          </w:p>
+        </w:tc>
+        <w:tc>
+          <w:tcPr/>
+          <w:p>
+            <w:pPr>
+              <w:pStyle w:val="Compact"/>
+              <w:jc w:val="right"/>
+            </w:pPr>
+            <w:r>
+              <w:t xml:space="preserve">Gap C-Q</w:t>
+            </w:r>
+          </w:p>
+        </w:tc>
+        <w:tc>
+          <w:tcPr/>
+          <w:p>
+            <w:pPr>
+              <w:pStyle w:val="Compact"/>
+            </w:pPr>
+            <w:r>
+              <w:t xml:space="preserve">Interpretation</w:t>
+            </w:r>
+          </w:p>
+        </w:tc>
+      </w:tr>
+      <w:tr>
+        <w:tc>
+          <w:tcPr/>
+          <w:p>
+            <w:pPr>
+              <w:pStyle w:val="Compact"/>
+            </w:pPr>
+            <w:r>
+              <w:t xml:space="preserve">current-local</w:t>
+            </w:r>
+          </w:p>
+        </w:tc>
+        <w:tc>
+          <w:tcPr/>
+          <w:p>
+            <w:pPr>
+              <w:pStyle w:val="Compact"/>
+              <w:jc w:val="right"/>
+            </w:pPr>
+            <w:r>
+              <w:t xml:space="preserve">0.10</w:t>
+            </w:r>
+          </w:p>
+        </w:tc>
+        <w:tc>
+          <w:tcPr/>
+          <w:p>
+            <w:pPr>
+              <w:pStyle w:val="Compact"/>
+              <w:jc w:val="right"/>
+            </w:pPr>
+            <w:r>
+              <w:rPr>
+                <w:rStyle w:val="VerbatimChar"/>
+              </w:rPr>
+              <w:t xml:space="preserve">classical_conv</w:t>
+            </w:r>
+            <w:r>
+              <w:t xml:space="preserve">: 48.42 ± 2.31</w:t>
+            </w:r>
+          </w:p>
+        </w:tc>
+        <w:tc>
+          <w:tcPr/>
+          <w:p>
+            <w:pPr>
+              <w:pStyle w:val="Compact"/>
+              <w:jc w:val="right"/>
+            </w:pPr>
+            <w:r>
+              <w:rPr>
+                <w:rStyle w:val="VerbatimChar"/>
+              </w:rPr>
+              <w:t xml:space="preserve">non_trainable_quantum</w:t>
+            </w:r>
+            <w:r>
+              <w:t xml:space="preserve">: 50.71 ± 2.93</w:t>
+            </w:r>
+          </w:p>
+        </w:tc>
+        <w:tc>
+          <w:tcPr/>
+          <w:p>
+            <w:pPr>
+              <w:pStyle w:val="Compact"/>
+              <w:jc w:val="right"/>
+            </w:pPr>
+            <w:r>
+              <w:t xml:space="preserve">-2.29</w:t>
+            </w:r>
+          </w:p>
+        </w:tc>
+        <w:tc>
+          <w:tcPr/>
+          <w:p>
+            <w:pPr>
+              <w:pStyle w:val="Compact"/>
+            </w:pPr>
+            <w:r>
+              <w:t xml:space="preserve">quantum ahead in this paired low-data comparison</w:t>
+            </w:r>
+          </w:p>
+        </w:tc>
+      </w:tr>
+      <w:tr>
+        <w:tc>
+          <w:tcPr/>
+          <w:p>
+            <w:pPr>
+              <w:pStyle w:val="Compact"/>
+            </w:pPr>
+            <w:r>
+              <w:t xml:space="preserve">current-local</w:t>
+            </w:r>
+          </w:p>
+        </w:tc>
+        <w:tc>
+          <w:tcPr/>
+          <w:p>
+            <w:pPr>
+              <w:pStyle w:val="Compact"/>
+              <w:jc w:val="right"/>
+            </w:pPr>
+            <w:r>
+              <w:t xml:space="preserve">0.25</w:t>
+            </w:r>
+          </w:p>
+        </w:tc>
+        <w:tc>
+          <w:tcPr/>
+          <w:p>
+            <w:pPr>
+              <w:pStyle w:val="Compact"/>
+              <w:jc w:val="right"/>
+            </w:pPr>
+            <w:r>
+              <w:rPr>
+                <w:rStyle w:val="VerbatimChar"/>
+              </w:rPr>
+              <w:t xml:space="preserve">classical_conv</w:t>
+            </w:r>
+            <w:r>
+              <w:t xml:space="preserve">: 66.24 ± 1.78</w:t>
+            </w:r>
+          </w:p>
+        </w:tc>
+        <w:tc>
+          <w:tcPr/>
+          <w:p>
+            <w:pPr>
+              <w:pStyle w:val="Compact"/>
+              <w:jc w:val="right"/>
+            </w:pPr>
+            <w:r>
+              <w:rPr>
+                <w:rStyle w:val="VerbatimChar"/>
+              </w:rPr>
+              <w:t xml:space="preserve">non_trainable_quantum</w:t>
+            </w:r>
+            <w:r>
+              <w:t xml:space="preserve">: 69.88 ± 0.99</w:t>
+            </w:r>
+          </w:p>
+        </w:tc>
+        <w:tc>
+          <w:tcPr/>
+          <w:p>
+            <w:pPr>
+              <w:pStyle w:val="Compact"/>
+              <w:jc w:val="right"/>
+            </w:pPr>
+            <w:r>
+              <w:t xml:space="preserve">-3.64</w:t>
+            </w:r>
+          </w:p>
+        </w:tc>
+        <w:tc>
+          <w:tcPr/>
+          <w:p>
+            <w:pPr>
+              <w:pStyle w:val="Compact"/>
+            </w:pPr>
+            <w:r>
+              <w:t xml:space="preserve">quantum ahead in this paired low-data comparison</w:t>
+            </w:r>
+          </w:p>
+        </w:tc>
+      </w:tr>
+      <w:tr>
+        <w:tc>
+          <w:tcPr/>
+          <w:p>
+            <w:pPr>
+              <w:pStyle w:val="Compact"/>
+            </w:pPr>
+            <w:r>
+              <w:t xml:space="preserve">current-local</w:t>
+            </w:r>
+          </w:p>
+        </w:tc>
+        <w:tc>
+          <w:tcPr/>
+          <w:p>
+            <w:pPr>
+              <w:pStyle w:val="Compact"/>
+              <w:jc w:val="right"/>
+            </w:pPr>
+            <w:r>
+              <w:t xml:space="preserve">0.50</w:t>
+            </w:r>
+          </w:p>
+        </w:tc>
+        <w:tc>
+          <w:tcPr/>
+          <w:p>
+            <w:pPr>
+              <w:pStyle w:val="Compact"/>
+              <w:jc w:val="right"/>
+            </w:pPr>
+            <w:r>
+              <w:rPr>
+                <w:rStyle w:val="VerbatimChar"/>
+              </w:rPr>
+              <w:t xml:space="preserve">classical_conv</w:t>
+            </w:r>
+            <w:r>
+              <w:t xml:space="preserve">: 75.61 ± 1.02</w:t>
+            </w:r>
+          </w:p>
+        </w:tc>
+        <w:tc>
+          <w:tcPr/>
+          <w:p>
+            <w:pPr>
+              <w:pStyle w:val="Compact"/>
+              <w:jc w:val="right"/>
+            </w:pPr>
+            <w:r>
+              <w:rPr>
+                <w:rStyle w:val="VerbatimChar"/>
+              </w:rPr>
+              <w:t xml:space="preserve">non_trainable_quantum</w:t>
+            </w:r>
+            <w:r>
+              <w:t xml:space="preserve">: 76.75 ± 0.50</w:t>
+            </w:r>
+          </w:p>
+        </w:tc>
+        <w:tc>
+          <w:tcPr/>
+          <w:p>
+            <w:pPr>
+              <w:pStyle w:val="Compact"/>
+              <w:jc w:val="right"/>
+            </w:pPr>
+            <w:r>
+              <w:t xml:space="preserve">-1.14</w:t>
+            </w:r>
+          </w:p>
+        </w:tc>
+        <w:tc>
+          <w:tcPr/>
+          <w:p>
+            <w:pPr>
+              <w:pStyle w:val="Compact"/>
+            </w:pPr>
+            <w:r>
+              <w:t xml:space="preserve">quantum ahead in this paired low-data comparison</w:t>
+            </w:r>
+          </w:p>
+        </w:tc>
+      </w:tr>
+      <w:tr>
+        <w:tc>
+          <w:tcPr/>
+          <w:p>
+            <w:pPr>
+              <w:pStyle w:val="Compact"/>
+            </w:pPr>
+            <w:r>
+              <w:t xml:space="preserve">current-local</w:t>
+            </w:r>
+          </w:p>
+        </w:tc>
+        <w:tc>
+          <w:tcPr/>
+          <w:p>
+            <w:pPr>
+              <w:pStyle w:val="Compact"/>
+              <w:jc w:val="right"/>
+            </w:pPr>
+            <w:r>
+              <w:t xml:space="preserve">1.00</w:t>
+            </w:r>
+          </w:p>
+        </w:tc>
+        <w:tc>
+          <w:tcPr/>
+          <w:p>
+            <w:pPr>
+              <w:pStyle w:val="Compact"/>
+              <w:jc w:val="right"/>
+            </w:pPr>
+            <w:r>
+              <w:rPr>
+                <w:rStyle w:val="VerbatimChar"/>
+              </w:rPr>
+              <w:t xml:space="preserve">classical_conv</w:t>
+            </w:r>
+            <w:r>
+              <w:t xml:space="preserve">: 80.47 ± 0.57</w:t>
+            </w:r>
+          </w:p>
+        </w:tc>
+        <w:tc>
+          <w:tcPr/>
+          <w:p>
+            <w:pPr>
+              <w:pStyle w:val="Compact"/>
+              <w:jc w:val="right"/>
+            </w:pPr>
+            <w:r>
+              <w:rPr>
+                <w:rStyle w:val="VerbatimChar"/>
+              </w:rPr>
+              <w:t xml:space="preserve">non_trainable_quantum</w:t>
+            </w:r>
+            <w:r>
+              <w:t xml:space="preserve">: 80.76 ± 0.99</w:t>
+            </w:r>
+          </w:p>
+        </w:tc>
+        <w:tc>
+          <w:tcPr/>
+          <w:p>
+            <w:pPr>
+              <w:pStyle w:val="Compact"/>
+              <w:jc w:val="right"/>
+            </w:pPr>
+            <w:r>
+              <w:t xml:space="preserve">-0.29</w:t>
+            </w:r>
+          </w:p>
+        </w:tc>
+        <w:tc>
+          <w:tcPr/>
+          <w:p>
+            <w:pPr>
+              <w:pStyle w:val="Compact"/>
+            </w:pPr>
+            <w:r>
+              <w:t xml:space="preserve">quantum ahead narrowly in this paired comparison</w:t>
+            </w:r>
+          </w:p>
+        </w:tc>
+      </w:tr>
+      <w:tr>
+        <w:tc>
+          <w:tcPr/>
+          <w:p>
+            <w:pPr>
+              <w:pStyle w:val="Compact"/>
+            </w:pPr>
+            <w:r>
+              <w:t xml:space="preserve">thesis-faithful</w:t>
+            </w:r>
+          </w:p>
+        </w:tc>
+        <w:tc>
+          <w:tcPr/>
+          <w:p>
+            <w:pPr>
+              <w:pStyle w:val="Compact"/>
+              <w:jc w:val="right"/>
+            </w:pPr>
+            <w:r>
+              <w:t xml:space="preserve">0.10</w:t>
+            </w:r>
+          </w:p>
+        </w:tc>
+        <w:tc>
+          <w:tcPr/>
+          <w:p>
+            <w:pPr>
+              <w:pStyle w:val="Compact"/>
+              <w:jc w:val="right"/>
+            </w:pPr>
+            <w:r>
+              <w:rPr>
+                <w:rStyle w:val="VerbatimChar"/>
+              </w:rPr>
+              <w:t xml:space="preserve">thesis_cnniiii</w:t>
+            </w:r>
+            <w:r>
+              <w:t xml:space="preserve">: 65.88</w:t>
+            </w:r>
+          </w:p>
+        </w:tc>
+        <w:tc>
+          <w:tcPr/>
+          <w:p>
+            <w:pPr>
+              <w:pStyle w:val="Compact"/>
+              <w:jc w:val="right"/>
+            </w:pPr>
+            <w:r>
+              <w:rPr>
+                <w:rStyle w:val="VerbatimChar"/>
+              </w:rPr>
+              <w:t xml:space="preserve">thesis_hqnn2</w:t>
+            </w:r>
+            <w:r>
+              <w:t xml:space="preserve">: 50.43</w:t>
+            </w:r>
+          </w:p>
+        </w:tc>
+        <w:tc>
+          <w:tcPr/>
+          <w:p>
+            <w:pPr>
+              <w:pStyle w:val="Compact"/>
+              <w:jc w:val="right"/>
+            </w:pPr>
+            <w:r>
+              <w:t xml:space="preserve">15.45</w:t>
+            </w:r>
+          </w:p>
+        </w:tc>
+        <w:tc>
+          <w:tcPr/>
+          <w:p>
+            <w:pPr>
+              <w:pStyle w:val="Compact"/>
+            </w:pPr>
+            <w:r>
+              <w:t xml:space="preserve">seed-42 pilot remains classical-favored</w:t>
+            </w:r>
+          </w:p>
+        </w:tc>
+      </w:tr>
+      <w:tr>
+        <w:tc>
+          <w:tcPr/>
+          <w:p>
+            <w:pPr>
+              <w:pStyle w:val="Compact"/>
+            </w:pPr>
+            <w:r>
+              <w:t xml:space="preserve">thesis-faithful</w:t>
+            </w:r>
+          </w:p>
+        </w:tc>
+        <w:tc>
+          <w:tcPr/>
+          <w:p>
+            <w:pPr>
+              <w:pStyle w:val="Compact"/>
+              <w:jc w:val="right"/>
+            </w:pPr>
+            <w:r>
+              <w:t xml:space="preserve">0.25</w:t>
+            </w:r>
+          </w:p>
+        </w:tc>
+        <w:tc>
+          <w:tcPr/>
+          <w:p>
+            <w:pPr>
+              <w:pStyle w:val="Compact"/>
+              <w:jc w:val="right"/>
+            </w:pPr>
+            <w:r>
+              <w:rPr>
+                <w:rStyle w:val="VerbatimChar"/>
+              </w:rPr>
+              <w:t xml:space="preserve">thesis_cnniiii</w:t>
+            </w:r>
+            <w:r>
+              <w:t xml:space="preserve">: 79.61</w:t>
+            </w:r>
+          </w:p>
+        </w:tc>
+        <w:tc>
+          <w:tcPr/>
+          <w:p>
+            <w:pPr>
+              <w:pStyle w:val="Compact"/>
+              <w:jc w:val="right"/>
+            </w:pPr>
+            <w:r>
+              <w:rPr>
+                <w:rStyle w:val="VerbatimChar"/>
+              </w:rPr>
+              <w:t xml:space="preserve">thesis_hqnn2</w:t>
+            </w:r>
+            <w:r>
+              <w:t xml:space="preserve">: 62.45</w:t>
+            </w:r>
+          </w:p>
+        </w:tc>
+        <w:tc>
+          <w:tcPr/>
+          <w:p>
+            <w:pPr>
+              <w:pStyle w:val="Compact"/>
+              <w:jc w:val="right"/>
+            </w:pPr>
+            <w:r>
+              <w:t xml:space="preserve">17.16</w:t>
+            </w:r>
+          </w:p>
+        </w:tc>
+        <w:tc>
+          <w:tcPr/>
+          <w:p>
+            <w:pPr>
+              <w:pStyle w:val="Compact"/>
+            </w:pPr>
+            <w:r>
+              <w:t xml:space="preserve">seed-42 pilot remains classical-favored</w:t>
+            </w:r>
+          </w:p>
+        </w:tc>
+      </w:tr>
+      <w:tr>
+        <w:tc>
+          <w:tcPr/>
+          <w:p>
+            <w:pPr>
+              <w:pStyle w:val="Compact"/>
+            </w:pPr>
+            <w:r>
+              <w:t xml:space="preserve">thesis-faithful</w:t>
+            </w:r>
+          </w:p>
+        </w:tc>
+        <w:tc>
+          <w:tcPr/>
+          <w:p>
+            <w:pPr>
+              <w:pStyle w:val="Compact"/>
+              <w:jc w:val="right"/>
+            </w:pPr>
+            <w:r>
+              <w:t xml:space="preserve">0.50</w:t>
+            </w:r>
+          </w:p>
+        </w:tc>
+        <w:tc>
+          <w:tcPr/>
+          <w:p>
+            <w:pPr>
+              <w:pStyle w:val="Compact"/>
+              <w:jc w:val="right"/>
+            </w:pPr>
+            <w:r>
+              <w:rPr>
+                <w:rStyle w:val="VerbatimChar"/>
+              </w:rPr>
+              <w:t xml:space="preserve">thesis_cnniiii</w:t>
+            </w:r>
+            <w:r>
+              <w:t xml:space="preserve">: 82.40</w:t>
+            </w:r>
+          </w:p>
+        </w:tc>
+        <w:tc>
+          <w:tcPr/>
+          <w:p>
+            <w:pPr>
+              <w:pStyle w:val="Compact"/>
+              <w:jc w:val="right"/>
+            </w:pPr>
+            <w:r>
+              <w:rPr>
+                <w:rStyle w:val="VerbatimChar"/>
+              </w:rPr>
+              <w:t xml:space="preserve">thesis_hqnn2</w:t>
+            </w:r>
+            <w:r>
+              <w:t xml:space="preserve">: 72.10</w:t>
+            </w:r>
+          </w:p>
+        </w:tc>
+        <w:tc>
+          <w:tcPr/>
+          <w:p>
+            <w:pPr>
+              <w:pStyle w:val="Compact"/>
+              <w:jc w:val="right"/>
+            </w:pPr>
+            <w:r>
+              <w:t xml:space="preserve">10.30</w:t>
+            </w:r>
+          </w:p>
+        </w:tc>
+        <w:tc>
+          <w:tcPr/>
+          <w:p>
+            <w:pPr>
+              <w:pStyle w:val="Compact"/>
+            </w:pPr>
+            <w:r>
+              <w:t xml:space="preserve">seed-42 pilot remains classical-favored</w:t>
+            </w:r>
+          </w:p>
+        </w:tc>
+      </w:tr>
+      <w:tr>
+        <w:tc>
+          <w:tcPr/>
+          <w:p>
+            <w:pPr>
+              <w:pStyle w:val="Compact"/>
+            </w:pPr>
+            <w:r>
+              <w:t xml:space="preserve">thesis-faithful</w:t>
+            </w:r>
+          </w:p>
+        </w:tc>
+        <w:tc>
+          <w:tcPr/>
+          <w:p>
+            <w:pPr>
+              <w:pStyle w:val="Compact"/>
+              <w:jc w:val="right"/>
+            </w:pPr>
+            <w:r>
+              <w:t xml:space="preserve">1.00</w:t>
+            </w:r>
+          </w:p>
+        </w:tc>
+        <w:tc>
+          <w:tcPr/>
+          <w:p>
+            <w:pPr>
+              <w:pStyle w:val="Compact"/>
+              <w:jc w:val="right"/>
+            </w:pPr>
+            <w:r>
+              <w:rPr>
+                <w:rStyle w:val="VerbatimChar"/>
+              </w:rPr>
+              <w:t xml:space="preserve">thesis_cnniiii</w:t>
+            </w:r>
+            <w:r>
+              <w:t xml:space="preserve">: 85.19</w:t>
+            </w:r>
+          </w:p>
+        </w:tc>
+        <w:tc>
+          <w:tcPr/>
+          <w:p>
+            <w:pPr>
+              <w:pStyle w:val="Compact"/>
+              <w:jc w:val="right"/>
+            </w:pPr>
+            <w:r>
+              <w:rPr>
+                <w:rStyle w:val="VerbatimChar"/>
+              </w:rPr>
+              <w:t xml:space="preserve">thesis_hqnn2</w:t>
+            </w:r>
+            <w:r>
+              <w:t xml:space="preserve">: 78.33</w:t>
+            </w:r>
+          </w:p>
+        </w:tc>
+        <w:tc>
+          <w:tcPr/>
+          <w:p>
+            <w:pPr>
+              <w:pStyle w:val="Compact"/>
+              <w:jc w:val="right"/>
+            </w:pPr>
+            <w:r>
+              <w:t xml:space="preserve">6.86</w:t>
+            </w:r>
+          </w:p>
+        </w:tc>
+        <w:tc>
+          <w:tcPr/>
+          <w:p>
+            <w:pPr>
+              <w:pStyle w:val="Compact"/>
+            </w:pPr>
+            <w:r>
+              <w:t xml:space="preserve">seed-42 pilot remains classical-favored</w:t>
+            </w:r>
+          </w:p>
+        </w:tc>
+      </w:tr>
+    </w:tbl>
     <w:bookmarkEnd w:id="13"/>
-    <w:bookmarkStart w:id="14" w:name="Xee63ae84c6c3291f34ebed59b372d66f138ee78"/>
+    <w:bookmarkEnd w:id="14"/>
+    <w:bookmarkStart w:id="15" w:name="Xee63ae84c6c3291f34ebed59b372d66f138ee78"/>
     <w:p>
       <w:pPr>
         <w:pStyle w:val="Heading2"/>
@@ -1284,7 +2169,7 @@
           <w:b/>
           <w:bCs/>
         </w:rPr>
-        <w:t xml:space="preserve">classical baselines outperform the current Henderson-style non-trainable quantum baseline on mean test accuracy</w:t>
+        <w:t xml:space="preserve">classical baselines outperform the current Henderson-style non-trainable quantum baseline on full-data mean test accuracy</w:t>
       </w:r>
       <w:r>
         <w:t xml:space="preserve">.</w:t>
@@ -1431,6 +2316,61 @@
         </w:numPr>
       </w:pPr>
       <w:r>
+        <w:t xml:space="preserve">The May 2026 low-data confirmation supports a</w:t>
+      </w:r>
+      <w:r>
+        <w:t xml:space="preserve"> </w:t>
+      </w:r>
+      <w:r>
+        <w:rPr>
+          <w:b/>
+          <w:bCs/>
+        </w:rPr>
+        <w:t xml:space="preserve">specific current-local low-data competitiveness signal</w:t>
+      </w:r>
+      <w:r>
+        <w:t xml:space="preserve">:</w:t>
+      </w:r>
+      <w:r>
+        <w:t xml:space="preserve"> </w:t>
+      </w:r>
+      <w:r>
+        <w:rPr>
+          <w:rStyle w:val="VerbatimChar"/>
+        </w:rPr>
+        <w:t xml:space="preserve">non_trainable_quantum</w:t>
+      </w:r>
+      <w:r>
+        <w:t xml:space="preserve"> </w:t>
+      </w:r>
+      <w:r>
+        <w:t xml:space="preserve">exceeds</w:t>
+      </w:r>
+      <w:r>
+        <w:t xml:space="preserve"> </w:t>
+      </w:r>
+      <w:r>
+        <w:rPr>
+          <w:rStyle w:val="VerbatimChar"/>
+        </w:rPr>
+        <w:t xml:space="preserve">classical_conv</w:t>
+      </w:r>
+      <w:r>
+        <w:t xml:space="preserve"> </w:t>
+      </w:r>
+      <w:r>
+        <w:t xml:space="preserve">on three-seed mean test accuracy at the tested train fractions.</w:t>
+      </w:r>
+    </w:p>
+    <w:p>
+      <w:pPr>
+        <w:pStyle w:val="Compact"/>
+        <w:numPr>
+          <w:ilvl w:val="0"/>
+          <w:numId w:val="1002"/>
+        </w:numPr>
+      </w:pPr>
+      <w:r>
         <w:t xml:space="preserve">V7 remains valuable as a</w:t>
       </w:r>
       <w:r>
@@ -1492,7 +2432,22 @@
         </w:numPr>
       </w:pPr>
       <w:r>
-        <w:t xml:space="preserve">reproducible Colab rerun to</w:t>
+        <w:t xml:space="preserve">Colab reruns without NaN failure, with observed single-run V7 test range from</w:t>
+      </w:r>
+      <w:r>
+        <w:t xml:space="preserve"> </w:t>
+      </w:r>
+      <w:r>
+        <w:rPr>
+          <w:rStyle w:val="VerbatimChar"/>
+        </w:rPr>
+        <w:t xml:space="preserve">65.88%</w:t>
+      </w:r>
+      <w:r>
+        <w:t xml:space="preserve"> </w:t>
+      </w:r>
+      <w:r>
+        <w:t xml:space="preserve">clean non-resumed to</w:t>
       </w:r>
       <w:r>
         <w:t xml:space="preserve"> </w:t>
@@ -1507,11 +2462,11 @@
         <w:t xml:space="preserve"> </w:t>
       </w:r>
       <w:r>
-        <w:t xml:space="preserve">test without NaN failure</w:t>
-      </w:r>
-    </w:p>
-    <w:bookmarkEnd w:id="14"/>
-    <w:bookmarkStart w:id="15" w:name="Xcae0454430a9c536bbc651a5031a4f11d154926"/>
+        <w:t xml:space="preserve">resumed</w:t>
+      </w:r>
+    </w:p>
+    <w:bookmarkEnd w:id="15"/>
+    <w:bookmarkStart w:id="16" w:name="Xcae0454430a9c536bbc651a5031a4f11d154926"/>
     <w:p>
       <w:pPr>
         <w:pStyle w:val="Heading2"/>
@@ -1561,7 +2516,7 @@
         </w:numPr>
       </w:pPr>
       <w:r>
-        <w:t xml:space="preserve">that the Henderson-style non-trainable quantum baseline beats matched classical replacements</w:t>
+        <w:t xml:space="preserve">that the Henderson-style non-trainable quantum baseline beats matched classical replacements under the full-data protocol</w:t>
       </w:r>
     </w:p>
     <w:p>
@@ -1573,7 +2528,7 @@
         </w:numPr>
       </w:pPr>
       <w:r>
-        <w:t xml:space="preserve">that thesis HQNN-II has been surpassed by a quantum successor</w:t>
+        <w:t xml:space="preserve">that the May 2026 low-data signal generalizes to thesis HQNN-II, trainable V7, other datasets, quantum hardware, or generic quantum advantage</w:t>
       </w:r>
     </w:p>
     <w:p>
@@ -1585,11 +2540,23 @@
         </w:numPr>
       </w:pPr>
       <w:r>
+        <w:t xml:space="preserve">that thesis HQNN-II has been surpassed by a quantum successor</w:t>
+      </w:r>
+    </w:p>
+    <w:p>
+      <w:pPr>
+        <w:pStyle w:val="Compact"/>
+        <w:numPr>
+          <w:ilvl w:val="0"/>
+          <w:numId w:val="1004"/>
+        </w:numPr>
+      </w:pPr>
+      <w:r>
         <w:t xml:space="preserve">that simulator-side quantum methods provide a clear practical compute advantage</w:t>
       </w:r>
     </w:p>
-    <w:bookmarkEnd w:id="15"/>
-    <w:bookmarkStart w:id="16" w:name="Xc710c7d630c758f8e70edc8f284f6137b53cb38"/>
+    <w:bookmarkEnd w:id="16"/>
+    <w:bookmarkStart w:id="17" w:name="Xc710c7d630c758f8e70edc8f284f6137b53cb38"/>
     <w:p>
       <w:pPr>
         <w:pStyle w:val="Heading2"/>
@@ -1665,6 +2632,34 @@
         </w:numPr>
       </w:pPr>
       <w:r>
+        <w:t xml:space="preserve">a</w:t>
+      </w:r>
+      <w:r>
+        <w:t xml:space="preserve"> </w:t>
+      </w:r>
+      <w:r>
+        <w:rPr>
+          <w:b/>
+          <w:bCs/>
+        </w:rPr>
+        <w:t xml:space="preserve">narrow current-local low-data competitiveness signal</w:t>
+      </w:r>
+      <w:r>
+        <w:t xml:space="preserve"> </w:t>
+      </w:r>
+      <w:r>
+        <w:t xml:space="preserve">for a non-trainable quantum preprocessing baseline,</w:t>
+      </w:r>
+    </w:p>
+    <w:p>
+      <w:pPr>
+        <w:pStyle w:val="Compact"/>
+        <w:numPr>
+          <w:ilvl w:val="0"/>
+          <w:numId w:val="1005"/>
+        </w:numPr>
+      </w:pPr>
+      <w:r>
         <w:rPr>
           <w:b/>
           <w:bCs/>
@@ -1723,11 +2718,35 @@
         </w:numPr>
       </w:pPr>
       <w:r>
+        <w:t xml:space="preserve">modern-classical upper bound,</w:t>
+      </w:r>
+    </w:p>
+    <w:p>
+      <w:pPr>
+        <w:pStyle w:val="Compact"/>
+        <w:numPr>
+          <w:ilvl w:val="1"/>
+          <w:numId w:val="1006"/>
+        </w:numPr>
+      </w:pPr>
+      <w:r>
+        <w:t xml:space="preserve">low-data scaling,</w:t>
+      </w:r>
+    </w:p>
+    <w:p>
+      <w:pPr>
+        <w:pStyle w:val="Compact"/>
+        <w:numPr>
+          <w:ilvl w:val="1"/>
+          <w:numId w:val="1006"/>
+        </w:numPr>
+      </w:pPr>
+      <w:r>
         <w:t xml:space="preserve">documented trainable-quantum case-study.</w:t>
       </w:r>
     </w:p>
-    <w:bookmarkEnd w:id="16"/>
-    <w:bookmarkStart w:id="17" w:name="Xb4fd20f42179fbd46b0d65c4af121ee1348f742"/>
+    <w:bookmarkEnd w:id="17"/>
+    <w:bookmarkStart w:id="18" w:name="Xb4fd20f42179fbd46b0d65c4af121ee1348f742"/>
     <w:p>
       <w:pPr>
         <w:pStyle w:val="Heading2"/>
@@ -1741,7 +2760,22 @@
         <w:pStyle w:val="FirstParagraph"/>
       </w:pPr>
       <w:r>
-        <w:t xml:space="preserve">Before submission, the draft should be rewritten so that:</w:t>
+        <w:t xml:space="preserve">The current</w:t>
+      </w:r>
+      <w:r>
+        <w:t xml:space="preserve"> </w:t>
+      </w:r>
+      <w:r>
+        <w:rPr>
+          <w:rStyle w:val="VerbatimChar"/>
+        </w:rPr>
+        <w:t xml:space="preserve">paper/draft.md</w:t>
+      </w:r>
+      <w:r>
+        <w:t xml:space="preserve"> </w:t>
+      </w:r>
+      <w:r>
+        <w:t xml:space="preserve">now addresses the main rewrite requirements. Before submission, verify that:</w:t>
       </w:r>
     </w:p>
     <w:p>
@@ -1753,7 +2787,7 @@
         </w:numPr>
       </w:pPr>
       <w:r>
-        <w:t xml:space="preserve">the abstract no longer reads as if V7 is the main winning model,</w:t>
+        <w:t xml:space="preserve">the abstract and conclusion still avoid generic quantum-advantage language,</w:t>
       </w:r>
     </w:p>
     <w:p>
@@ -1765,7 +2799,7 @@
         </w:numPr>
       </w:pPr>
       <w:r>
-        <w:t xml:space="preserve">the primary result table uses the benchmark snapshot in this document,</w:t>
+        <w:t xml:space="preserve">RQ1/RQ2/RQ3 remain aligned with the benchmark snapshot in this document,</w:t>
       </w:r>
     </w:p>
     <w:p>
@@ -1789,7 +2823,7 @@
         </w:numPr>
       </w:pPr>
       <w:r>
-        <w:t xml:space="preserve">current-local and thesis-faithful families are not mixed into one misleading ranking,</w:t>
+        <w:t xml:space="preserve">current-local, thesis-faithful, modern-classical, low-data, and trainable-quantum families are not mixed into one misleading ranking,</w:t>
       </w:r>
     </w:p>
     <w:p>
@@ -1801,11 +2835,11 @@
         </w:numPr>
       </w:pPr>
       <w:r>
-        <w:t xml:space="preserve">the conclusion explicitly states that the strongest reproduced evidence currently favors classical baselines.</w:t>
-      </w:r>
-    </w:p>
-    <w:bookmarkEnd w:id="17"/>
-    <w:bookmarkStart w:id="18" w:name="X4c7fce1f44e49d70b219ed598d4fe7461c7acd0"/>
+        <w:t xml:space="preserve">low-data language stays limited to the current-local paired comparison unless new artifacts expand the claim.</w:t>
+      </w:r>
+    </w:p>
+    <w:bookmarkEnd w:id="18"/>
+    <w:bookmarkStart w:id="19" w:name="X4c7fce1f44e49d70b219ed598d4fe7461c7acd0"/>
     <w:p>
       <w:pPr>
         <w:pStyle w:val="Heading2"/>
@@ -1831,7 +2865,7 @@
         </w:numPr>
       </w:pPr>
       <w:r>
-        <w:t xml:space="preserve">sync the remote</w:t>
+        <w:t xml:space="preserve">keep the reconstructed April 2026 V7 JSON rows clearly labeled and recover copied remote</w:t>
       </w:r>
       <w:r>
         <w:t xml:space="preserve"> </w:t>
@@ -1846,7 +2880,22 @@
         <w:t xml:space="preserve"> </w:t>
       </w:r>
       <w:r>
-        <w:t xml:space="preserve">directory back into the repo workspace if it is still recoverable, so the rerun is represented by more than checkpoints plus the reconciled log-backed JSON row,</w:t>
+        <w:t xml:space="preserve">metadata only if it is still available; the April 27 Drive folder currently contains checkpoints but an empty</w:t>
+      </w:r>
+      <w:r>
+        <w:t xml:space="preserve"> </w:t>
+      </w:r>
+      <w:r>
+        <w:rPr>
+          <w:rStyle w:val="VerbatimChar"/>
+        </w:rPr>
+        <w:t xml:space="preserve">experiments/</w:t>
+      </w:r>
+      <w:r>
+        <w:t xml:space="preserve"> </w:t>
+      </w:r>
+      <w:r>
+        <w:t xml:space="preserve">subfolder,</w:t>
       </w:r>
     </w:p>
     <w:p>
@@ -1858,7 +2907,7 @@
         </w:numPr>
       </w:pPr>
       <w:r>
-        <w:t xml:space="preserve">rewrite and tighten</w:t>
+        <w:t xml:space="preserve">keep</w:t>
       </w:r>
       <w:r>
         <w:t xml:space="preserve"> </w:t>
@@ -1870,10 +2919,7 @@
         <w:t xml:space="preserve">paper/draft.md</w:t>
       </w:r>
       <w:r>
-        <w:t xml:space="preserve"> </w:t>
-      </w:r>
-      <w:r>
-        <w:t xml:space="preserve">around the benchmark hierarchy above,</w:t>
+        <w:t xml:space="preserve">, this claim set, and Word exports synchronized after any result-language change,</w:t>
       </w:r>
     </w:p>
     <w:p>
@@ -1885,7 +2931,7 @@
         </w:numPr>
       </w:pPr>
       <w:r>
-        <w:t xml:space="preserve">refresh submission-facing summary documents and Word exports,</w:t>
+        <w:t xml:space="preserve">add confidence intervals or formal significance tests if the target venue or reviewers are expected to push on variance,</w:t>
       </w:r>
     </w:p>
     <w:p>
@@ -1897,7 +2943,7 @@
         </w:numPr>
       </w:pPr>
       <w:r>
-        <w:t xml:space="preserve">add significance intervals/tests if reviewers are expected to push on variance,</w:t>
+        <w:t xml:space="preserve">test whether the current-local low-data signal transfers to a second dataset, robustness axis, or alternative matched-budget classical controls if aiming above a specialized/Q2 route,</w:t>
       </w:r>
     </w:p>
     <w:p>
@@ -1909,26 +2955,11 @@
         </w:numPr>
       </w:pPr>
       <w:r>
-        <w:t xml:space="preserve">only then consider a low-data pilot or another narrowly justified extension if it materially improves reviewer resilience and is worth spending part of the remaining</w:t>
-      </w:r>
-      <w:r>
-        <w:t xml:space="preserve"> </w:t>
-      </w:r>
-      <w:r>
-        <w:rPr>
-          <w:rStyle w:val="VerbatimChar"/>
-        </w:rPr>
-        <w:t xml:space="preserve">245</w:t>
-      </w:r>
-      <w:r>
-        <w:t xml:space="preserve"> </w:t>
-      </w:r>
-      <w:r>
-        <w:t xml:space="preserve">Colab computing units.</w:t>
-      </w:r>
-    </w:p>
-    <w:bookmarkEnd w:id="18"/>
+        <w:t xml:space="preserve">use Colab only for a paper-impactful extension, not for V7 artifact hygiene or already-completed low-data rows.</w:t>
+      </w:r>
+    </w:p>
     <w:bookmarkEnd w:id="19"/>
+    <w:bookmarkEnd w:id="20"/>
     <w:sectPr>
       <w:footnotePr>
         <w:numRestart w:val="eachSect"/>

--- a/docs/SUBMISSION_BENCHMARK_2026-03-25.docx
+++ b/docs/SUBMISSION_BENCHMARK_2026-03-25.docx
@@ -103,6 +103,21 @@
           <w:rStyle w:val="VerbatimChar"/>
         </w:rPr>
         <w:t xml:space="preserve">docs/LOW_DATA_SUMMARY.md</w:t>
+      </w:r>
+    </w:p>
+    <w:p>
+      <w:pPr>
+        <w:pStyle w:val="Compact"/>
+        <w:numPr>
+          <w:ilvl w:val="0"/>
+          <w:numId w:val="1001"/>
+        </w:numPr>
+      </w:pPr>
+      <w:r>
+        <w:rPr>
+          <w:rStyle w:val="VerbatimChar"/>
+        </w:rPr>
+        <w:t xml:space="preserve">docs/STATISTICAL_EVIDENCE_2026-05-17.md</w:t>
       </w:r>
     </w:p>
     <w:p>
@@ -2371,6 +2386,33 @@
         </w:numPr>
       </w:pPr>
       <w:r>
+        <w:t xml:space="preserve">The May 17 statistical evidence report supports cautious language: full-data classical-favored gaps are stronger than the current-local low-data signal, while current-local full-data differences are small relative to</w:t>
+      </w:r>
+      <w:r>
+        <w:t xml:space="preserve"> </w:t>
+      </w:r>
+      <w:r>
+        <w:rPr>
+          <w:rStyle w:val="VerbatimChar"/>
+        </w:rPr>
+        <w:t xml:space="preserve">n=3</w:t>
+      </w:r>
+      <w:r>
+        <w:t xml:space="preserve"> </w:t>
+      </w:r>
+      <w:r>
+        <w:t xml:space="preserve">uncertainty.</w:t>
+      </w:r>
+    </w:p>
+    <w:p>
+      <w:pPr>
+        <w:pStyle w:val="Compact"/>
+        <w:numPr>
+          <w:ilvl w:val="0"/>
+          <w:numId w:val="1002"/>
+        </w:numPr>
+      </w:pPr>
+      <w:r>
         <w:t xml:space="preserve">V7 remains valuable as a</w:t>
       </w:r>
       <w:r>
@@ -2931,7 +2973,22 @@
         </w:numPr>
       </w:pPr>
       <w:r>
-        <w:t xml:space="preserve">add confidence intervals or formal significance tests if the target venue or reviewers are expected to push on variance,</w:t>
+        <w:t xml:space="preserve">use</w:t>
+      </w:r>
+      <w:r>
+        <w:t xml:space="preserve"> </w:t>
+      </w:r>
+      <w:r>
+        <w:rPr>
+          <w:rStyle w:val="VerbatimChar"/>
+        </w:rPr>
+        <w:t xml:space="preserve">docs/STATISTICAL_EVIDENCE_2026-05-17.md</w:t>
+      </w:r>
+      <w:r>
+        <w:t xml:space="preserve"> </w:t>
+      </w:r>
+      <w:r>
+        <w:t xml:space="preserve">for confidence-interval and exploratory pairwise language; add stronger statistics only if the target venue or reviewers require it,</w:t>
       </w:r>
     </w:p>
     <w:p>
